--- a/Labs/Lab04-Node/CS233JS_Lab04_CodeReviewForm.docx
+++ b/Labs/Lab04-Node/CS233JS_Lab04_CodeReviewForm.docx
@@ -373,21 +373,7 @@
           <w:b/>
           <w:sz w:val="28"/>
         </w:rPr>
-        <w:t>General (Both Part</w:t>
-      </w:r>
-      <w:r>
-        <w:rPr>
-          <w:b/>
-          <w:sz w:val="28"/>
-        </w:rPr>
-        <w:t>s</w:t>
-      </w:r>
-      <w:r>
-        <w:rPr>
-          <w:b/>
-          <w:sz w:val="28"/>
-        </w:rPr>
-        <w:t>)</w:t>
+        <w:t xml:space="preserve">General </w:t>
       </w:r>
     </w:p>
     <w:tbl>
@@ -518,34 +504,24 @@
               <w:spacing w:after="0" w:line="240" w:lineRule="auto"/>
             </w:pPr>
             <w:r>
-              <w:t xml:space="preserve">Are the files named and shared appropriately? </w:t>
-            </w:r>
-            <w:r>
-              <w:br/>
-            </w:r>
-            <w:r>
-              <w:t>(</w:t>
-            </w:r>
-            <w:r>
-              <w:t xml:space="preserve">A GitHub link </w:t>
-            </w:r>
-            <w:r>
-              <w:t xml:space="preserve">and </w:t>
-            </w:r>
-            <w:r>
-              <w:t xml:space="preserve">possibly </w:t>
-            </w:r>
-            <w:r>
-              <w:t>citstudent</w:t>
-            </w:r>
-            <w:r>
-              <w:t xml:space="preserve"> </w:t>
-            </w:r>
-            <w:r>
-              <w:t>URL</w:t>
-            </w:r>
-            <w:r>
-              <w:t>)</w:t>
+              <w:t>Is code</w:t>
+            </w:r>
+            <w:r>
+              <w:t xml:space="preserve"> shared </w:t>
+            </w:r>
+            <w:r>
+              <w:t>via a GitHub link and is the link URL correct?</w:t>
+            </w:r>
+          </w:p>
+          <w:p>
+            <w:pPr>
+              <w:widowControl w:val="0"/>
+              <w:autoSpaceDE w:val="0"/>
+              <w:snapToGrid w:val="0"/>
+              <w:spacing w:after="0" w:line="240" w:lineRule="auto"/>
+            </w:pPr>
+            <w:r>
+              <w:t>(Should be the link for cloning, not the link to the web site.)</w:t>
             </w:r>
           </w:p>
         </w:tc>
@@ -638,19 +614,29 @@
               <w:spacing w:after="0" w:line="240" w:lineRule="auto"/>
             </w:pPr>
             <w:r>
-              <w:t>Is the developers’ name</w:t>
-            </w:r>
-            <w:r>
-              <w:t xml:space="preserve">, </w:t>
-            </w:r>
-            <w:r>
-              <w:t xml:space="preserve">description of </w:t>
-            </w:r>
-            <w:r>
-              <w:t>any AI used (and how)</w:t>
-            </w:r>
-            <w:r>
-              <w:t xml:space="preserve"> and the date listed in each file?</w:t>
+              <w:t xml:space="preserve">Are the files named appropriately? </w:t>
+            </w:r>
+            <w:r>
+              <w:br/>
+              <w:t>(</w:t>
+            </w:r>
+            <w:r>
+              <w:t>No</w:t>
+            </w:r>
+            <w:r>
+              <w:t xml:space="preserve"> spaces in folder or file names, </w:t>
+            </w:r>
+            <w:r>
+              <w:t xml:space="preserve">descriptive </w:t>
+            </w:r>
+            <w:r>
+              <w:t>names</w:t>
+            </w:r>
+            <w:r>
+              <w:t>, _starter removed</w:t>
+            </w:r>
+            <w:r>
+              <w:t>)</w:t>
             </w:r>
           </w:p>
         </w:tc>
@@ -701,46 +687,8 @@
         </w:trPr>
         <w:tc>
           <w:tcPr>
-            <w:tcW w:w="7987" w:type="dxa"/>
-            <w:tcBorders>
-              <w:top w:val="single" w:sz="4" w:space="0" w:color="000000"/>
-              <w:left w:val="single" w:sz="4" w:space="0" w:color="000000"/>
-              <w:bottom w:val="single" w:sz="4" w:space="0" w:color="000000"/>
-            </w:tcBorders>
-            <w:shd w:val="clear" w:color="auto" w:fill="FFFFFF" w:themeFill="background1"/>
-          </w:tcPr>
-          <w:p>
-            <w:pPr>
-              <w:widowControl w:val="0"/>
-              <w:autoSpaceDE w:val="0"/>
-              <w:snapToGrid w:val="0"/>
-              <w:spacing w:after="0" w:line="240" w:lineRule="auto"/>
-            </w:pPr>
-          </w:p>
-        </w:tc>
-        <w:tc>
-          <w:tcPr>
-            <w:tcW w:w="720" w:type="dxa"/>
-            <w:tcBorders>
-              <w:top w:val="single" w:sz="4" w:space="0" w:color="000000"/>
-              <w:left w:val="single" w:sz="4" w:space="0" w:color="000000"/>
-              <w:bottom w:val="single" w:sz="4" w:space="0" w:color="000000"/>
-              <w:right w:val="single" w:sz="4" w:space="0" w:color="000000"/>
-            </w:tcBorders>
-            <w:shd w:val="clear" w:color="auto" w:fill="FFFFFF" w:themeFill="background1"/>
-          </w:tcPr>
-          <w:p>
-            <w:pPr>
-              <w:widowControl w:val="0"/>
-              <w:autoSpaceDE w:val="0"/>
-              <w:snapToGrid w:val="0"/>
-              <w:spacing w:after="0" w:line="240" w:lineRule="auto"/>
-            </w:pPr>
-          </w:p>
-        </w:tc>
-        <w:tc>
-          <w:tcPr>
-            <w:tcW w:w="833" w:type="dxa"/>
+            <w:tcW w:w="9540" w:type="dxa"/>
+            <w:gridSpan w:val="3"/>
             <w:tcBorders>
               <w:top w:val="single" w:sz="4" w:space="0" w:color="000000"/>
               <w:left w:val="single" w:sz="4" w:space="0" w:color="000000"/>
@@ -780,7 +728,7 @@
           <w:b/>
           <w:sz w:val="28"/>
         </w:rPr>
-        <w:t>Part 1: A Domino Game with Classes</w:t>
+        <w:t>Git Repository</w:t>
       </w:r>
     </w:p>
     <w:tbl>
@@ -911,7 +859,23 @@
               <w:spacing w:after="0" w:line="240" w:lineRule="auto"/>
             </w:pPr>
             <w:r>
-              <w:t>Is the code free from syntax errors as shown in the IDE? (If no, list errors)</w:t>
+              <w:t>Is the</w:t>
+            </w:r>
+            <w:r>
+              <w:t xml:space="preserve">re </w:t>
+            </w:r>
+            <w:proofErr w:type="gramStart"/>
+            <w:r>
+              <w:t>a .</w:t>
+            </w:r>
+            <w:proofErr w:type="spellStart"/>
+            <w:r>
+              <w:t>gitignore</w:t>
+            </w:r>
+            <w:proofErr w:type="spellEnd"/>
+            <w:proofErr w:type="gramEnd"/>
+            <w:r>
+              <w:t xml:space="preserve"> file?</w:t>
             </w:r>
           </w:p>
         </w:tc>
@@ -997,11 +961,23 @@
               <w:spacing w:after="0" w:line="240" w:lineRule="auto"/>
             </w:pPr>
             <w:r>
-              <w:t xml:space="preserve">Does it load and run without errors shown in the console or the web page? </w:t>
-            </w:r>
-            <w:r>
-              <w:br/>
-              <w:t>(confirm you ran it, list any errors)</w:t>
+              <w:t xml:space="preserve">Are </w:t>
+            </w:r>
+            <w:proofErr w:type="spellStart"/>
+            <w:r>
+              <w:t>node_module</w:t>
+            </w:r>
+            <w:proofErr w:type="spellEnd"/>
+            <w:r>
+              <w:t xml:space="preserve"> and </w:t>
+            </w:r>
+            <w:proofErr w:type="spellStart"/>
+            <w:r>
+              <w:t>dist</w:t>
+            </w:r>
+            <w:proofErr w:type="spellEnd"/>
+            <w:r>
+              <w:t xml:space="preserve"> folders being ignored?</w:t>
             </w:r>
           </w:p>
         </w:tc>
@@ -1087,7 +1063,7 @@
               <w:spacing w:after="0" w:line="240" w:lineRule="auto"/>
             </w:pPr>
             <w:r>
-              <w:t>Classes and modules with export and import statements are used.</w:t>
+              <w:t>Is there just code for this lab in the repository?</w:t>
             </w:r>
           </w:p>
         </w:tc>
@@ -1173,7 +1149,11 @@
               <w:spacing w:after="0" w:line="240" w:lineRule="auto"/>
             </w:pPr>
             <w:r>
-              <w:t>Does the game work correctly? (list any issues)</w:t>
+              <w:t>Are the repository files and folders organized in a clear and intuitive way?</w:t>
+            </w:r>
+            <w:r>
+              <w:br/>
+              <w:t>(Typically just the files for the web app with a sub-folder for source files.)</w:t>
             </w:r>
           </w:p>
         </w:tc>
@@ -1207,184 +1187,6 @@
               <w:right w:val="single" w:sz="4" w:space="0" w:color="000000"/>
             </w:tcBorders>
             <w:shd w:val="clear" w:color="auto" w:fill="FFFFFF" w:themeFill="background1"/>
-          </w:tcPr>
-          <w:p>
-            <w:pPr>
-              <w:widowControl w:val="0"/>
-              <w:autoSpaceDE w:val="0"/>
-              <w:snapToGrid w:val="0"/>
-              <w:spacing w:after="0" w:line="240" w:lineRule="auto"/>
-            </w:pPr>
-          </w:p>
-        </w:tc>
-      </w:tr>
-      <w:tr>
-        <w:tc>
-          <w:tcPr>
-            <w:tcW w:w="9540" w:type="dxa"/>
-            <w:gridSpan w:val="3"/>
-            <w:tcBorders>
-              <w:top w:val="single" w:sz="4" w:space="0" w:color="000000"/>
-              <w:left w:val="single" w:sz="4" w:space="0" w:color="000000"/>
-              <w:bottom w:val="single" w:sz="4" w:space="0" w:color="000000"/>
-              <w:right w:val="single" w:sz="4" w:space="0" w:color="000000"/>
-            </w:tcBorders>
-          </w:tcPr>
-          <w:p>
-            <w:pPr>
-              <w:widowControl w:val="0"/>
-              <w:autoSpaceDE w:val="0"/>
-              <w:snapToGrid w:val="0"/>
-              <w:spacing w:after="0" w:line="240" w:lineRule="auto"/>
-            </w:pPr>
-          </w:p>
-        </w:tc>
-      </w:tr>
-      <w:tr>
-        <w:tc>
-          <w:tcPr>
-            <w:tcW w:w="7987" w:type="dxa"/>
-            <w:tcBorders>
-              <w:top w:val="single" w:sz="4" w:space="0" w:color="000000"/>
-              <w:left w:val="single" w:sz="4" w:space="0" w:color="000000"/>
-              <w:bottom w:val="single" w:sz="4" w:space="0" w:color="000000"/>
-            </w:tcBorders>
-            <w:shd w:val="pct5" w:color="auto" w:fill="auto"/>
-          </w:tcPr>
-          <w:p>
-            <w:pPr>
-              <w:widowControl w:val="0"/>
-              <w:autoSpaceDE w:val="0"/>
-              <w:snapToGrid w:val="0"/>
-              <w:spacing w:after="0" w:line="240" w:lineRule="auto"/>
-            </w:pPr>
-            <w:r>
-              <w:t>Does the code conform to style conventions and best practices? (list any exceptions)</w:t>
-            </w:r>
-          </w:p>
-        </w:tc>
-        <w:tc>
-          <w:tcPr>
-            <w:tcW w:w="720" w:type="dxa"/>
-            <w:tcBorders>
-              <w:top w:val="single" w:sz="4" w:space="0" w:color="000000"/>
-              <w:left w:val="single" w:sz="4" w:space="0" w:color="000000"/>
-              <w:bottom w:val="single" w:sz="4" w:space="0" w:color="000000"/>
-              <w:right w:val="single" w:sz="4" w:space="0" w:color="000000"/>
-            </w:tcBorders>
-            <w:shd w:val="clear" w:color="auto" w:fill="FFFFFF" w:themeFill="background1"/>
-          </w:tcPr>
-          <w:p>
-            <w:pPr>
-              <w:widowControl w:val="0"/>
-              <w:autoSpaceDE w:val="0"/>
-              <w:snapToGrid w:val="0"/>
-              <w:spacing w:after="0" w:line="240" w:lineRule="auto"/>
-            </w:pPr>
-          </w:p>
-        </w:tc>
-        <w:tc>
-          <w:tcPr>
-            <w:tcW w:w="833" w:type="dxa"/>
-            <w:tcBorders>
-              <w:top w:val="single" w:sz="4" w:space="0" w:color="000000"/>
-              <w:left w:val="single" w:sz="4" w:space="0" w:color="000000"/>
-              <w:bottom w:val="single" w:sz="4" w:space="0" w:color="000000"/>
-              <w:right w:val="single" w:sz="4" w:space="0" w:color="000000"/>
-            </w:tcBorders>
-            <w:shd w:val="clear" w:color="auto" w:fill="FFFFFF" w:themeFill="background1"/>
-          </w:tcPr>
-          <w:p>
-            <w:pPr>
-              <w:widowControl w:val="0"/>
-              <w:autoSpaceDE w:val="0"/>
-              <w:snapToGrid w:val="0"/>
-              <w:spacing w:after="0" w:line="240" w:lineRule="auto"/>
-            </w:pPr>
-          </w:p>
-        </w:tc>
-      </w:tr>
-      <w:tr>
-        <w:tc>
-          <w:tcPr>
-            <w:tcW w:w="9540" w:type="dxa"/>
-            <w:gridSpan w:val="3"/>
-            <w:tcBorders>
-              <w:top w:val="single" w:sz="4" w:space="0" w:color="000000"/>
-              <w:left w:val="single" w:sz="4" w:space="0" w:color="000000"/>
-              <w:bottom w:val="single" w:sz="4" w:space="0" w:color="000000"/>
-              <w:right w:val="single" w:sz="4" w:space="0" w:color="000000"/>
-            </w:tcBorders>
-          </w:tcPr>
-          <w:p>
-            <w:pPr>
-              <w:widowControl w:val="0"/>
-              <w:autoSpaceDE w:val="0"/>
-              <w:snapToGrid w:val="0"/>
-              <w:spacing w:after="0" w:line="240" w:lineRule="auto"/>
-            </w:pPr>
-          </w:p>
-        </w:tc>
-      </w:tr>
-      <w:tr>
-        <w:tc>
-          <w:tcPr>
-            <w:tcW w:w="9540" w:type="dxa"/>
-            <w:gridSpan w:val="3"/>
-            <w:tcBorders>
-              <w:top w:val="single" w:sz="4" w:space="0" w:color="000000"/>
-              <w:left w:val="single" w:sz="4" w:space="0" w:color="000000"/>
-              <w:bottom w:val="single" w:sz="4" w:space="0" w:color="000000"/>
-              <w:right w:val="single" w:sz="4" w:space="0" w:color="000000"/>
-            </w:tcBorders>
-            <w:shd w:val="pct5" w:color="auto" w:fill="auto"/>
-          </w:tcPr>
-          <w:p>
-            <w:pPr>
-              <w:widowControl w:val="0"/>
-              <w:autoSpaceDE w:val="0"/>
-              <w:snapToGrid w:val="0"/>
-              <w:spacing w:after="0" w:line="240" w:lineRule="auto"/>
-            </w:pPr>
-            <w:r>
-              <w:t>Comments</w:t>
-            </w:r>
-          </w:p>
-        </w:tc>
-      </w:tr>
-      <w:tr>
-        <w:tc>
-          <w:tcPr>
-            <w:tcW w:w="9540" w:type="dxa"/>
-            <w:gridSpan w:val="3"/>
-            <w:tcBorders>
-              <w:top w:val="single" w:sz="4" w:space="0" w:color="000000"/>
-              <w:left w:val="single" w:sz="4" w:space="0" w:color="000000"/>
-              <w:bottom w:val="single" w:sz="4" w:space="0" w:color="000000"/>
-              <w:right w:val="single" w:sz="4" w:space="0" w:color="000000"/>
-            </w:tcBorders>
-          </w:tcPr>
-          <w:p>
-            <w:pPr>
-              <w:widowControl w:val="0"/>
-              <w:autoSpaceDE w:val="0"/>
-              <w:snapToGrid w:val="0"/>
-              <w:spacing w:after="0" w:line="240" w:lineRule="auto"/>
-            </w:pPr>
-          </w:p>
-        </w:tc>
-      </w:tr>
-      <w:tr>
-        <w:tc>
-          <w:tcPr>
-            <w:tcW w:w="9540" w:type="dxa"/>
-            <w:gridSpan w:val="3"/>
-            <w:tcBorders>
-              <w:top w:val="single" w:sz="4" w:space="0" w:color="000000"/>
-              <w:left w:val="single" w:sz="4" w:space="0" w:color="000000"/>
-              <w:bottom w:val="single" w:sz="4" w:space="0" w:color="000000"/>
-              <w:right w:val="single" w:sz="4" w:space="0" w:color="000000"/>
-            </w:tcBorders>
           </w:tcPr>
           <w:p>
             <w:pPr>
@@ -1449,35 +1251,7 @@
           <w:sz w:val="28"/>
         </w:rPr>
         <w:lastRenderedPageBreak/>
-        <w:t xml:space="preserve">Part </w:t>
-      </w:r>
-      <w:r>
-        <w:rPr>
-          <w:b/>
-          <w:sz w:val="28"/>
-        </w:rPr>
-        <w:t>2</w:t>
-      </w:r>
-      <w:r>
-        <w:rPr>
-          <w:b/>
-          <w:sz w:val="28"/>
-        </w:rPr>
-        <w:t xml:space="preserve">: A </w:t>
-      </w:r>
-      <w:r>
-        <w:rPr>
-          <w:b/>
-          <w:sz w:val="28"/>
-        </w:rPr>
-        <w:t>Dice</w:t>
-      </w:r>
-      <w:r>
-        <w:rPr>
-          <w:b/>
-          <w:sz w:val="28"/>
-        </w:rPr>
-        <w:t xml:space="preserve"> Game with Classes</w:t>
+        <w:t>List Management App (A: Web Bookmarker, B: Expense Tracker, C: Grocery List)</w:t>
       </w:r>
     </w:p>
     <w:tbl>
@@ -1608,7 +1382,7 @@
               <w:spacing w:after="0" w:line="240" w:lineRule="auto"/>
             </w:pPr>
             <w:r>
-              <w:t>Is the code free from syntax errors as shown in the IDE? (If no, list errors)</w:t>
+              <w:t>Is the developers’ name, description of any AI used (and how) and the date listed in each file?</w:t>
             </w:r>
           </w:p>
         </w:tc>
@@ -1654,6 +1428,142 @@
         </w:tc>
       </w:tr>
       <w:tr>
+        <w:trPr>
+          <w:trHeight w:val="287"/>
+        </w:trPr>
+        <w:tc>
+          <w:tcPr>
+            <w:tcW w:w="7987" w:type="dxa"/>
+            <w:tcBorders>
+              <w:top w:val="single" w:sz="4" w:space="0" w:color="000000"/>
+              <w:left w:val="single" w:sz="4" w:space="0" w:color="000000"/>
+              <w:bottom w:val="single" w:sz="4" w:space="0" w:color="000000"/>
+            </w:tcBorders>
+            <w:shd w:val="clear" w:color="auto" w:fill="FFFFFF" w:themeFill="background1"/>
+          </w:tcPr>
+          <w:p>
+            <w:pPr>
+              <w:widowControl w:val="0"/>
+              <w:autoSpaceDE w:val="0"/>
+              <w:snapToGrid w:val="0"/>
+              <w:spacing w:after="0" w:line="240" w:lineRule="auto"/>
+            </w:pPr>
+          </w:p>
+        </w:tc>
+        <w:tc>
+          <w:tcPr>
+            <w:tcW w:w="720" w:type="dxa"/>
+            <w:tcBorders>
+              <w:top w:val="single" w:sz="4" w:space="0" w:color="000000"/>
+              <w:left w:val="single" w:sz="4" w:space="0" w:color="000000"/>
+              <w:bottom w:val="single" w:sz="4" w:space="0" w:color="000000"/>
+              <w:right w:val="single" w:sz="4" w:space="0" w:color="000000"/>
+            </w:tcBorders>
+            <w:shd w:val="clear" w:color="auto" w:fill="FFFFFF" w:themeFill="background1"/>
+          </w:tcPr>
+          <w:p>
+            <w:pPr>
+              <w:widowControl w:val="0"/>
+              <w:autoSpaceDE w:val="0"/>
+              <w:snapToGrid w:val="0"/>
+              <w:spacing w:after="0" w:line="240" w:lineRule="auto"/>
+            </w:pPr>
+          </w:p>
+        </w:tc>
+        <w:tc>
+          <w:tcPr>
+            <w:tcW w:w="833" w:type="dxa"/>
+            <w:tcBorders>
+              <w:top w:val="single" w:sz="4" w:space="0" w:color="000000"/>
+              <w:left w:val="single" w:sz="4" w:space="0" w:color="000000"/>
+              <w:bottom w:val="single" w:sz="4" w:space="0" w:color="000000"/>
+              <w:right w:val="single" w:sz="4" w:space="0" w:color="000000"/>
+            </w:tcBorders>
+            <w:shd w:val="clear" w:color="auto" w:fill="FFFFFF" w:themeFill="background1"/>
+          </w:tcPr>
+          <w:p>
+            <w:pPr>
+              <w:widowControl w:val="0"/>
+              <w:autoSpaceDE w:val="0"/>
+              <w:snapToGrid w:val="0"/>
+              <w:spacing w:after="0" w:line="240" w:lineRule="auto"/>
+            </w:pPr>
+          </w:p>
+        </w:tc>
+      </w:tr>
+      <w:tr>
+        <w:tc>
+          <w:tcPr>
+            <w:tcW w:w="7987" w:type="dxa"/>
+            <w:tcBorders>
+              <w:top w:val="single" w:sz="4" w:space="0" w:color="000000"/>
+              <w:left w:val="single" w:sz="4" w:space="0" w:color="000000"/>
+              <w:bottom w:val="single" w:sz="4" w:space="0" w:color="000000"/>
+            </w:tcBorders>
+            <w:shd w:val="pct5" w:color="auto" w:fill="auto"/>
+          </w:tcPr>
+          <w:p>
+            <w:pPr>
+              <w:widowControl w:val="0"/>
+              <w:autoSpaceDE w:val="0"/>
+              <w:snapToGrid w:val="0"/>
+              <w:spacing w:after="0" w:line="240" w:lineRule="auto"/>
+            </w:pPr>
+            <w:r>
+              <w:t xml:space="preserve">Is there a </w:t>
+            </w:r>
+            <w:proofErr w:type="spellStart"/>
+            <w:r>
+              <w:t>package.json</w:t>
+            </w:r>
+            <w:proofErr w:type="spellEnd"/>
+            <w:r>
+              <w:t xml:space="preserve"> file and did the node modules install correctly?</w:t>
+            </w:r>
+          </w:p>
+        </w:tc>
+        <w:tc>
+          <w:tcPr>
+            <w:tcW w:w="720" w:type="dxa"/>
+            <w:tcBorders>
+              <w:top w:val="single" w:sz="4" w:space="0" w:color="000000"/>
+              <w:left w:val="single" w:sz="4" w:space="0" w:color="000000"/>
+              <w:bottom w:val="single" w:sz="4" w:space="0" w:color="000000"/>
+              <w:right w:val="single" w:sz="4" w:space="0" w:color="000000"/>
+            </w:tcBorders>
+            <w:shd w:val="clear" w:color="auto" w:fill="FFFFFF" w:themeFill="background1"/>
+          </w:tcPr>
+          <w:p>
+            <w:pPr>
+              <w:widowControl w:val="0"/>
+              <w:autoSpaceDE w:val="0"/>
+              <w:snapToGrid w:val="0"/>
+              <w:spacing w:after="0" w:line="240" w:lineRule="auto"/>
+            </w:pPr>
+          </w:p>
+        </w:tc>
+        <w:tc>
+          <w:tcPr>
+            <w:tcW w:w="833" w:type="dxa"/>
+            <w:tcBorders>
+              <w:top w:val="single" w:sz="4" w:space="0" w:color="000000"/>
+              <w:left w:val="single" w:sz="4" w:space="0" w:color="000000"/>
+              <w:bottom w:val="single" w:sz="4" w:space="0" w:color="000000"/>
+              <w:right w:val="single" w:sz="4" w:space="0" w:color="000000"/>
+            </w:tcBorders>
+            <w:shd w:val="clear" w:color="auto" w:fill="FFFFFF" w:themeFill="background1"/>
+          </w:tcPr>
+          <w:p>
+            <w:pPr>
+              <w:widowControl w:val="0"/>
+              <w:autoSpaceDE w:val="0"/>
+              <w:snapToGrid w:val="0"/>
+              <w:spacing w:after="0" w:line="240" w:lineRule="auto"/>
+            </w:pPr>
+          </w:p>
+        </w:tc>
+      </w:tr>
+      <w:tr>
         <w:tc>
           <w:tcPr>
             <w:tcW w:w="9540" w:type="dxa"/>
@@ -1694,7 +1604,300 @@
               <w:spacing w:after="0" w:line="240" w:lineRule="auto"/>
             </w:pPr>
             <w:r>
-              <w:t xml:space="preserve">Does it load and run without errors shown in the console or the web page? </w:t>
+              <w:t xml:space="preserve">Is there </w:t>
+            </w:r>
+            <w:r>
+              <w:t xml:space="preserve">a vite.config.js file and is </w:t>
+            </w:r>
+            <w:proofErr w:type="spellStart"/>
+            <w:r>
+              <w:t>vite</w:t>
+            </w:r>
+            <w:proofErr w:type="spellEnd"/>
+            <w:r>
+              <w:t xml:space="preserve"> bundling files correctly</w:t>
+            </w:r>
+            <w:r>
+              <w:t>?</w:t>
+            </w:r>
+          </w:p>
+        </w:tc>
+        <w:tc>
+          <w:tcPr>
+            <w:tcW w:w="720" w:type="dxa"/>
+            <w:tcBorders>
+              <w:top w:val="single" w:sz="4" w:space="0" w:color="000000"/>
+              <w:left w:val="single" w:sz="4" w:space="0" w:color="000000"/>
+              <w:bottom w:val="single" w:sz="4" w:space="0" w:color="000000"/>
+              <w:right w:val="single" w:sz="4" w:space="0" w:color="000000"/>
+            </w:tcBorders>
+            <w:shd w:val="clear" w:color="auto" w:fill="FFFFFF" w:themeFill="background1"/>
+          </w:tcPr>
+          <w:p>
+            <w:pPr>
+              <w:widowControl w:val="0"/>
+              <w:autoSpaceDE w:val="0"/>
+              <w:snapToGrid w:val="0"/>
+              <w:spacing w:after="0" w:line="240" w:lineRule="auto"/>
+            </w:pPr>
+          </w:p>
+        </w:tc>
+        <w:tc>
+          <w:tcPr>
+            <w:tcW w:w="833" w:type="dxa"/>
+            <w:tcBorders>
+              <w:top w:val="single" w:sz="4" w:space="0" w:color="000000"/>
+              <w:left w:val="single" w:sz="4" w:space="0" w:color="000000"/>
+              <w:bottom w:val="single" w:sz="4" w:space="0" w:color="000000"/>
+              <w:right w:val="single" w:sz="4" w:space="0" w:color="000000"/>
+            </w:tcBorders>
+            <w:shd w:val="clear" w:color="auto" w:fill="FFFFFF" w:themeFill="background1"/>
+          </w:tcPr>
+          <w:p>
+            <w:pPr>
+              <w:widowControl w:val="0"/>
+              <w:autoSpaceDE w:val="0"/>
+              <w:snapToGrid w:val="0"/>
+              <w:spacing w:after="0" w:line="240" w:lineRule="auto"/>
+            </w:pPr>
+          </w:p>
+        </w:tc>
+      </w:tr>
+      <w:tr>
+        <w:tc>
+          <w:tcPr>
+            <w:tcW w:w="9540" w:type="dxa"/>
+            <w:gridSpan w:val="3"/>
+            <w:tcBorders>
+              <w:top w:val="single" w:sz="4" w:space="0" w:color="000000"/>
+              <w:left w:val="single" w:sz="4" w:space="0" w:color="000000"/>
+              <w:bottom w:val="single" w:sz="4" w:space="0" w:color="000000"/>
+              <w:right w:val="single" w:sz="4" w:space="0" w:color="000000"/>
+            </w:tcBorders>
+          </w:tcPr>
+          <w:p>
+            <w:pPr>
+              <w:widowControl w:val="0"/>
+              <w:autoSpaceDE w:val="0"/>
+              <w:snapToGrid w:val="0"/>
+              <w:spacing w:after="0" w:line="240" w:lineRule="auto"/>
+            </w:pPr>
+          </w:p>
+        </w:tc>
+      </w:tr>
+      <w:tr>
+        <w:tc>
+          <w:tcPr>
+            <w:tcW w:w="7987" w:type="dxa"/>
+            <w:tcBorders>
+              <w:top w:val="single" w:sz="4" w:space="0" w:color="000000"/>
+              <w:left w:val="single" w:sz="4" w:space="0" w:color="000000"/>
+              <w:bottom w:val="single" w:sz="4" w:space="0" w:color="000000"/>
+            </w:tcBorders>
+            <w:shd w:val="pct5" w:color="auto" w:fill="auto"/>
+          </w:tcPr>
+          <w:p>
+            <w:pPr>
+              <w:widowControl w:val="0"/>
+              <w:autoSpaceDE w:val="0"/>
+              <w:snapToGrid w:val="0"/>
+              <w:spacing w:after="0" w:line="240" w:lineRule="auto"/>
+            </w:pPr>
+            <w:r>
+              <w:t>Classes and modules with export and import statements are used.</w:t>
+            </w:r>
+          </w:p>
+        </w:tc>
+        <w:tc>
+          <w:tcPr>
+            <w:tcW w:w="720" w:type="dxa"/>
+            <w:tcBorders>
+              <w:top w:val="single" w:sz="4" w:space="0" w:color="000000"/>
+              <w:left w:val="single" w:sz="4" w:space="0" w:color="000000"/>
+              <w:bottom w:val="single" w:sz="4" w:space="0" w:color="000000"/>
+              <w:right w:val="single" w:sz="4" w:space="0" w:color="000000"/>
+            </w:tcBorders>
+            <w:shd w:val="clear" w:color="auto" w:fill="FFFFFF" w:themeFill="background1"/>
+          </w:tcPr>
+          <w:p>
+            <w:pPr>
+              <w:widowControl w:val="0"/>
+              <w:autoSpaceDE w:val="0"/>
+              <w:snapToGrid w:val="0"/>
+              <w:spacing w:after="0" w:line="240" w:lineRule="auto"/>
+            </w:pPr>
+          </w:p>
+        </w:tc>
+        <w:tc>
+          <w:tcPr>
+            <w:tcW w:w="833" w:type="dxa"/>
+            <w:tcBorders>
+              <w:top w:val="single" w:sz="4" w:space="0" w:color="000000"/>
+              <w:left w:val="single" w:sz="4" w:space="0" w:color="000000"/>
+              <w:bottom w:val="single" w:sz="4" w:space="0" w:color="000000"/>
+              <w:right w:val="single" w:sz="4" w:space="0" w:color="000000"/>
+            </w:tcBorders>
+            <w:shd w:val="clear" w:color="auto" w:fill="FFFFFF" w:themeFill="background1"/>
+          </w:tcPr>
+          <w:p>
+            <w:pPr>
+              <w:widowControl w:val="0"/>
+              <w:autoSpaceDE w:val="0"/>
+              <w:snapToGrid w:val="0"/>
+              <w:spacing w:after="0" w:line="240" w:lineRule="auto"/>
+            </w:pPr>
+          </w:p>
+        </w:tc>
+      </w:tr>
+      <w:tr>
+        <w:tc>
+          <w:tcPr>
+            <w:tcW w:w="9540" w:type="dxa"/>
+            <w:gridSpan w:val="3"/>
+            <w:tcBorders>
+              <w:top w:val="single" w:sz="4" w:space="0" w:color="000000"/>
+              <w:left w:val="single" w:sz="4" w:space="0" w:color="000000"/>
+              <w:bottom w:val="single" w:sz="4" w:space="0" w:color="000000"/>
+              <w:right w:val="single" w:sz="4" w:space="0" w:color="000000"/>
+            </w:tcBorders>
+          </w:tcPr>
+          <w:p>
+            <w:pPr>
+              <w:widowControl w:val="0"/>
+              <w:autoSpaceDE w:val="0"/>
+              <w:snapToGrid w:val="0"/>
+              <w:spacing w:after="0" w:line="240" w:lineRule="auto"/>
+            </w:pPr>
+          </w:p>
+        </w:tc>
+      </w:tr>
+      <w:tr>
+        <w:trPr>
+          <w:trHeight w:val="287"/>
+        </w:trPr>
+        <w:tc>
+          <w:tcPr>
+            <w:tcW w:w="7987" w:type="dxa"/>
+            <w:tcBorders>
+              <w:top w:val="single" w:sz="4" w:space="0" w:color="000000"/>
+              <w:left w:val="single" w:sz="4" w:space="0" w:color="000000"/>
+              <w:bottom w:val="single" w:sz="4" w:space="0" w:color="000000"/>
+            </w:tcBorders>
+            <w:shd w:val="pct5" w:color="auto" w:fill="auto"/>
+          </w:tcPr>
+          <w:p>
+            <w:pPr>
+              <w:widowControl w:val="0"/>
+              <w:autoSpaceDE w:val="0"/>
+              <w:snapToGrid w:val="0"/>
+              <w:spacing w:after="0" w:line="240" w:lineRule="auto"/>
+            </w:pPr>
+            <w:r>
+              <w:t>Is the code free from syntax errors as shown in the</w:t>
+            </w:r>
+            <w:r>
+              <w:t xml:space="preserve"> VS Code</w:t>
+            </w:r>
+            <w:r>
+              <w:t xml:space="preserve"> IDE? (If no, list errors)</w:t>
+            </w:r>
+          </w:p>
+        </w:tc>
+        <w:tc>
+          <w:tcPr>
+            <w:tcW w:w="720" w:type="dxa"/>
+            <w:tcBorders>
+              <w:top w:val="single" w:sz="4" w:space="0" w:color="000000"/>
+              <w:left w:val="single" w:sz="4" w:space="0" w:color="000000"/>
+              <w:bottom w:val="single" w:sz="4" w:space="0" w:color="000000"/>
+              <w:right w:val="single" w:sz="4" w:space="0" w:color="000000"/>
+            </w:tcBorders>
+            <w:shd w:val="clear" w:color="auto" w:fill="FFFFFF" w:themeFill="background1"/>
+          </w:tcPr>
+          <w:p>
+            <w:pPr>
+              <w:widowControl w:val="0"/>
+              <w:autoSpaceDE w:val="0"/>
+              <w:snapToGrid w:val="0"/>
+              <w:spacing w:after="0" w:line="240" w:lineRule="auto"/>
+            </w:pPr>
+          </w:p>
+        </w:tc>
+        <w:tc>
+          <w:tcPr>
+            <w:tcW w:w="833" w:type="dxa"/>
+            <w:tcBorders>
+              <w:top w:val="single" w:sz="4" w:space="0" w:color="000000"/>
+              <w:left w:val="single" w:sz="4" w:space="0" w:color="000000"/>
+              <w:bottom w:val="single" w:sz="4" w:space="0" w:color="000000"/>
+              <w:right w:val="single" w:sz="4" w:space="0" w:color="000000"/>
+            </w:tcBorders>
+            <w:shd w:val="clear" w:color="auto" w:fill="FFFFFF" w:themeFill="background1"/>
+          </w:tcPr>
+          <w:p>
+            <w:pPr>
+              <w:widowControl w:val="0"/>
+              <w:autoSpaceDE w:val="0"/>
+              <w:snapToGrid w:val="0"/>
+              <w:spacing w:after="0" w:line="240" w:lineRule="auto"/>
+            </w:pPr>
+          </w:p>
+        </w:tc>
+      </w:tr>
+      <w:tr>
+        <w:tc>
+          <w:tcPr>
+            <w:tcW w:w="9540" w:type="dxa"/>
+            <w:gridSpan w:val="3"/>
+            <w:tcBorders>
+              <w:top w:val="single" w:sz="4" w:space="0" w:color="000000"/>
+              <w:left w:val="single" w:sz="4" w:space="0" w:color="000000"/>
+              <w:bottom w:val="single" w:sz="4" w:space="0" w:color="000000"/>
+              <w:right w:val="single" w:sz="4" w:space="0" w:color="000000"/>
+            </w:tcBorders>
+          </w:tcPr>
+          <w:p>
+            <w:pPr>
+              <w:widowControl w:val="0"/>
+              <w:autoSpaceDE w:val="0"/>
+              <w:snapToGrid w:val="0"/>
+              <w:spacing w:after="0" w:line="240" w:lineRule="auto"/>
+            </w:pPr>
+          </w:p>
+        </w:tc>
+      </w:tr>
+      <w:tr>
+        <w:tc>
+          <w:tcPr>
+            <w:tcW w:w="7987" w:type="dxa"/>
+            <w:tcBorders>
+              <w:top w:val="single" w:sz="4" w:space="0" w:color="000000"/>
+              <w:left w:val="single" w:sz="4" w:space="0" w:color="000000"/>
+              <w:bottom w:val="single" w:sz="4" w:space="0" w:color="000000"/>
+            </w:tcBorders>
+            <w:shd w:val="pct5" w:color="auto" w:fill="auto"/>
+          </w:tcPr>
+          <w:p>
+            <w:pPr>
+              <w:widowControl w:val="0"/>
+              <w:autoSpaceDE w:val="0"/>
+              <w:snapToGrid w:val="0"/>
+              <w:spacing w:after="0" w:line="240" w:lineRule="auto"/>
+            </w:pPr>
+            <w:r>
+              <w:t xml:space="preserve">Does </w:t>
+            </w:r>
+            <w:r>
+              <w:t>the app</w:t>
+            </w:r>
+            <w:r>
+              <w:t xml:space="preserve"> load and run without errors shown in the console or </w:t>
+            </w:r>
+            <w:r>
+              <w:t xml:space="preserve">on </w:t>
+            </w:r>
+            <w:r>
+              <w:t xml:space="preserve">the web page? </w:t>
             </w:r>
             <w:r>
               <w:br/>
@@ -1784,93 +1987,13 @@
               <w:spacing w:after="0" w:line="240" w:lineRule="auto"/>
             </w:pPr>
             <w:r>
-              <w:t>Classes and modules with export and import statements are used.</w:t>
-            </w:r>
-          </w:p>
-        </w:tc>
-        <w:tc>
-          <w:tcPr>
-            <w:tcW w:w="720" w:type="dxa"/>
-            <w:tcBorders>
-              <w:top w:val="single" w:sz="4" w:space="0" w:color="000000"/>
-              <w:left w:val="single" w:sz="4" w:space="0" w:color="000000"/>
-              <w:bottom w:val="single" w:sz="4" w:space="0" w:color="000000"/>
-              <w:right w:val="single" w:sz="4" w:space="0" w:color="000000"/>
-            </w:tcBorders>
-            <w:shd w:val="clear" w:color="auto" w:fill="FFFFFF" w:themeFill="background1"/>
-          </w:tcPr>
-          <w:p>
-            <w:pPr>
-              <w:widowControl w:val="0"/>
-              <w:autoSpaceDE w:val="0"/>
-              <w:snapToGrid w:val="0"/>
-              <w:spacing w:after="0" w:line="240" w:lineRule="auto"/>
-            </w:pPr>
-          </w:p>
-        </w:tc>
-        <w:tc>
-          <w:tcPr>
-            <w:tcW w:w="833" w:type="dxa"/>
-            <w:tcBorders>
-              <w:top w:val="single" w:sz="4" w:space="0" w:color="000000"/>
-              <w:left w:val="single" w:sz="4" w:space="0" w:color="000000"/>
-              <w:bottom w:val="single" w:sz="4" w:space="0" w:color="000000"/>
-              <w:right w:val="single" w:sz="4" w:space="0" w:color="000000"/>
-            </w:tcBorders>
-            <w:shd w:val="clear" w:color="auto" w:fill="FFFFFF" w:themeFill="background1"/>
-          </w:tcPr>
-          <w:p>
-            <w:pPr>
-              <w:widowControl w:val="0"/>
-              <w:autoSpaceDE w:val="0"/>
-              <w:snapToGrid w:val="0"/>
-              <w:spacing w:after="0" w:line="240" w:lineRule="auto"/>
-            </w:pPr>
-          </w:p>
-        </w:tc>
-      </w:tr>
-      <w:tr>
-        <w:tc>
-          <w:tcPr>
-            <w:tcW w:w="9540" w:type="dxa"/>
-            <w:gridSpan w:val="3"/>
-            <w:tcBorders>
-              <w:top w:val="single" w:sz="4" w:space="0" w:color="000000"/>
-              <w:left w:val="single" w:sz="4" w:space="0" w:color="000000"/>
-              <w:bottom w:val="single" w:sz="4" w:space="0" w:color="000000"/>
-              <w:right w:val="single" w:sz="4" w:space="0" w:color="000000"/>
-            </w:tcBorders>
-          </w:tcPr>
-          <w:p>
-            <w:pPr>
-              <w:widowControl w:val="0"/>
-              <w:autoSpaceDE w:val="0"/>
-              <w:snapToGrid w:val="0"/>
-              <w:spacing w:after="0" w:line="240" w:lineRule="auto"/>
-            </w:pPr>
-          </w:p>
-        </w:tc>
-      </w:tr>
-      <w:tr>
-        <w:tc>
-          <w:tcPr>
-            <w:tcW w:w="7987" w:type="dxa"/>
-            <w:tcBorders>
-              <w:top w:val="single" w:sz="4" w:space="0" w:color="000000"/>
-              <w:left w:val="single" w:sz="4" w:space="0" w:color="000000"/>
-              <w:bottom w:val="single" w:sz="4" w:space="0" w:color="000000"/>
-            </w:tcBorders>
-            <w:shd w:val="pct5" w:color="auto" w:fill="auto"/>
-          </w:tcPr>
-          <w:p>
-            <w:pPr>
-              <w:widowControl w:val="0"/>
-              <w:autoSpaceDE w:val="0"/>
-              <w:snapToGrid w:val="0"/>
-              <w:spacing w:after="0" w:line="240" w:lineRule="auto"/>
-            </w:pPr>
-            <w:r>
-              <w:t>Does the game work correctly? (list any issues)</w:t>
+              <w:t xml:space="preserve">Does the </w:t>
+            </w:r>
+            <w:r>
+              <w:t>app</w:t>
+            </w:r>
+            <w:r>
+              <w:t xml:space="preserve"> work correctly? (list any issues)</w:t>
             </w:r>
           </w:p>
         </w:tc>
@@ -2175,7 +2298,13 @@
       <w:t>, Lane Community College</w:t>
     </w:r>
     <w:r>
-      <w:t xml:space="preserve"> in 2026</w:t>
+      <w:t xml:space="preserve"> in </w:t>
+    </w:r>
+    <w:r>
+      <w:t xml:space="preserve">spring </w:t>
+    </w:r>
+    <w:r>
+      <w:t>2026</w:t>
     </w:r>
   </w:p>
 </w:ftr>
@@ -2229,7 +2358,7 @@
         <w:b/>
         <w:sz w:val="44"/>
       </w:rPr>
-      <w:t>3</w:t>
+      <w:t>4</w:t>
     </w:r>
     <w:r>
       <w:rPr>

--- a/Labs/Lab04-Node/CS233JS_Lab04_CodeReviewForm.docx
+++ b/Labs/Lab04-Node/CS233JS_Lab04_CodeReviewForm.docx
@@ -510,18 +510,13 @@
               <w:t xml:space="preserve"> shared </w:t>
             </w:r>
             <w:r>
-              <w:t>via a GitHub link and is the link URL correct?</w:t>
-            </w:r>
-          </w:p>
-          <w:p>
-            <w:pPr>
-              <w:widowControl w:val="0"/>
-              <w:autoSpaceDE w:val="0"/>
-              <w:snapToGrid w:val="0"/>
-              <w:spacing w:after="0" w:line="240" w:lineRule="auto"/>
-            </w:pPr>
-            <w:r>
-              <w:t>(Should be the link for cloning, not the link to the web site.)</w:t>
+              <w:t>via a GitHub lin</w:t>
+            </w:r>
+            <w:r>
+              <w:t>k</w:t>
+            </w:r>
+            <w:r>
+              <w:t>?</w:t>
             </w:r>
           </w:p>
         </w:tc>
@@ -614,29 +609,24 @@
               <w:spacing w:after="0" w:line="240" w:lineRule="auto"/>
             </w:pPr>
             <w:r>
-              <w:t xml:space="preserve">Are the files named appropriately? </w:t>
-            </w:r>
-            <w:r>
-              <w:br/>
-              <w:t>(</w:t>
-            </w:r>
-            <w:r>
-              <w:t>No</w:t>
-            </w:r>
-            <w:r>
-              <w:t xml:space="preserve"> spaces in folder or file names, </w:t>
-            </w:r>
-            <w:r>
-              <w:t xml:space="preserve">descriptive </w:t>
-            </w:r>
-            <w:r>
-              <w:t>names</w:t>
-            </w:r>
-            <w:r>
-              <w:t>, _starter removed</w:t>
-            </w:r>
-            <w:r>
-              <w:t>)</w:t>
+              <w:t>Is the link URL correct?</w:t>
+            </w:r>
+          </w:p>
+          <w:p>
+            <w:pPr>
+              <w:widowControl w:val="0"/>
+              <w:autoSpaceDE w:val="0"/>
+              <w:snapToGrid w:val="0"/>
+              <w:spacing w:after="0" w:line="240" w:lineRule="auto"/>
+            </w:pPr>
+            <w:r>
+              <w:t>(Should be the link for cloning</w:t>
+            </w:r>
+            <w:r>
+              <w:t xml:space="preserve"> the repo</w:t>
+            </w:r>
+            <w:r>
+              <w:t>, not the link to the web site.)</w:t>
             </w:r>
           </w:p>
         </w:tc>
@@ -859,6 +849,187 @@
               <w:spacing w:after="0" w:line="240" w:lineRule="auto"/>
             </w:pPr>
             <w:r>
+              <w:t>Is the repository private?</w:t>
+            </w:r>
+          </w:p>
+        </w:tc>
+        <w:tc>
+          <w:tcPr>
+            <w:tcW w:w="720" w:type="dxa"/>
+            <w:tcBorders>
+              <w:top w:val="single" w:sz="4" w:space="0" w:color="000000"/>
+              <w:left w:val="single" w:sz="4" w:space="0" w:color="000000"/>
+              <w:bottom w:val="single" w:sz="4" w:space="0" w:color="000000"/>
+              <w:right w:val="single" w:sz="4" w:space="0" w:color="000000"/>
+            </w:tcBorders>
+            <w:shd w:val="clear" w:color="auto" w:fill="FFFFFF" w:themeFill="background1"/>
+          </w:tcPr>
+          <w:p>
+            <w:pPr>
+              <w:widowControl w:val="0"/>
+              <w:autoSpaceDE w:val="0"/>
+              <w:snapToGrid w:val="0"/>
+              <w:spacing w:after="0" w:line="240" w:lineRule="auto"/>
+            </w:pPr>
+          </w:p>
+        </w:tc>
+        <w:tc>
+          <w:tcPr>
+            <w:tcW w:w="833" w:type="dxa"/>
+            <w:tcBorders>
+              <w:top w:val="single" w:sz="4" w:space="0" w:color="000000"/>
+              <w:left w:val="single" w:sz="4" w:space="0" w:color="000000"/>
+              <w:bottom w:val="single" w:sz="4" w:space="0" w:color="000000"/>
+              <w:right w:val="single" w:sz="4" w:space="0" w:color="000000"/>
+            </w:tcBorders>
+            <w:shd w:val="clear" w:color="auto" w:fill="FFFFFF" w:themeFill="background1"/>
+          </w:tcPr>
+          <w:p>
+            <w:pPr>
+              <w:widowControl w:val="0"/>
+              <w:autoSpaceDE w:val="0"/>
+              <w:snapToGrid w:val="0"/>
+              <w:spacing w:after="0" w:line="240" w:lineRule="auto"/>
+            </w:pPr>
+          </w:p>
+        </w:tc>
+      </w:tr>
+      <w:tr>
+        <w:tc>
+          <w:tcPr>
+            <w:tcW w:w="9540" w:type="dxa"/>
+            <w:gridSpan w:val="3"/>
+            <w:tcBorders>
+              <w:top w:val="single" w:sz="4" w:space="0" w:color="000000"/>
+              <w:left w:val="single" w:sz="4" w:space="0" w:color="000000"/>
+              <w:bottom w:val="single" w:sz="4" w:space="0" w:color="000000"/>
+              <w:right w:val="single" w:sz="4" w:space="0" w:color="000000"/>
+            </w:tcBorders>
+          </w:tcPr>
+          <w:p>
+            <w:pPr>
+              <w:widowControl w:val="0"/>
+              <w:autoSpaceDE w:val="0"/>
+              <w:snapToGrid w:val="0"/>
+              <w:spacing w:after="0" w:line="240" w:lineRule="auto"/>
+            </w:pPr>
+          </w:p>
+        </w:tc>
+      </w:tr>
+      <w:tr>
+        <w:trPr>
+          <w:trHeight w:val="287"/>
+        </w:trPr>
+        <w:tc>
+          <w:tcPr>
+            <w:tcW w:w="7987" w:type="dxa"/>
+            <w:tcBorders>
+              <w:top w:val="single" w:sz="4" w:space="0" w:color="000000"/>
+              <w:left w:val="single" w:sz="4" w:space="0" w:color="000000"/>
+              <w:bottom w:val="single" w:sz="4" w:space="0" w:color="000000"/>
+            </w:tcBorders>
+            <w:shd w:val="pct5" w:color="auto" w:fill="auto"/>
+          </w:tcPr>
+          <w:p>
+            <w:pPr>
+              <w:widowControl w:val="0"/>
+              <w:autoSpaceDE w:val="0"/>
+              <w:snapToGrid w:val="0"/>
+              <w:spacing w:after="0" w:line="240" w:lineRule="auto"/>
+            </w:pPr>
+            <w:r>
+              <w:t>Have lab partners and the instructor been added as collaborators</w:t>
+            </w:r>
+            <w:r>
+              <w:t>?</w:t>
+            </w:r>
+          </w:p>
+        </w:tc>
+        <w:tc>
+          <w:tcPr>
+            <w:tcW w:w="720" w:type="dxa"/>
+            <w:tcBorders>
+              <w:top w:val="single" w:sz="4" w:space="0" w:color="000000"/>
+              <w:left w:val="single" w:sz="4" w:space="0" w:color="000000"/>
+              <w:bottom w:val="single" w:sz="4" w:space="0" w:color="000000"/>
+              <w:right w:val="single" w:sz="4" w:space="0" w:color="000000"/>
+            </w:tcBorders>
+            <w:shd w:val="clear" w:color="auto" w:fill="FFFFFF" w:themeFill="background1"/>
+          </w:tcPr>
+          <w:p>
+            <w:pPr>
+              <w:widowControl w:val="0"/>
+              <w:autoSpaceDE w:val="0"/>
+              <w:snapToGrid w:val="0"/>
+              <w:spacing w:after="0" w:line="240" w:lineRule="auto"/>
+            </w:pPr>
+          </w:p>
+        </w:tc>
+        <w:tc>
+          <w:tcPr>
+            <w:tcW w:w="833" w:type="dxa"/>
+            <w:tcBorders>
+              <w:top w:val="single" w:sz="4" w:space="0" w:color="000000"/>
+              <w:left w:val="single" w:sz="4" w:space="0" w:color="000000"/>
+              <w:bottom w:val="single" w:sz="4" w:space="0" w:color="000000"/>
+              <w:right w:val="single" w:sz="4" w:space="0" w:color="000000"/>
+            </w:tcBorders>
+            <w:shd w:val="clear" w:color="auto" w:fill="FFFFFF" w:themeFill="background1"/>
+          </w:tcPr>
+          <w:p>
+            <w:pPr>
+              <w:widowControl w:val="0"/>
+              <w:autoSpaceDE w:val="0"/>
+              <w:snapToGrid w:val="0"/>
+              <w:spacing w:after="0" w:line="240" w:lineRule="auto"/>
+            </w:pPr>
+          </w:p>
+        </w:tc>
+      </w:tr>
+      <w:tr>
+        <w:tc>
+          <w:tcPr>
+            <w:tcW w:w="9540" w:type="dxa"/>
+            <w:gridSpan w:val="3"/>
+            <w:tcBorders>
+              <w:top w:val="single" w:sz="4" w:space="0" w:color="000000"/>
+              <w:left w:val="single" w:sz="4" w:space="0" w:color="000000"/>
+              <w:bottom w:val="single" w:sz="4" w:space="0" w:color="000000"/>
+              <w:right w:val="single" w:sz="4" w:space="0" w:color="000000"/>
+            </w:tcBorders>
+          </w:tcPr>
+          <w:p>
+            <w:pPr>
+              <w:widowControl w:val="0"/>
+              <w:autoSpaceDE w:val="0"/>
+              <w:snapToGrid w:val="0"/>
+              <w:spacing w:after="0" w:line="240" w:lineRule="auto"/>
+            </w:pPr>
+          </w:p>
+        </w:tc>
+      </w:tr>
+      <w:tr>
+        <w:trPr>
+          <w:trHeight w:val="287"/>
+        </w:trPr>
+        <w:tc>
+          <w:tcPr>
+            <w:tcW w:w="7987" w:type="dxa"/>
+            <w:tcBorders>
+              <w:top w:val="single" w:sz="4" w:space="0" w:color="000000"/>
+              <w:left w:val="single" w:sz="4" w:space="0" w:color="000000"/>
+              <w:bottom w:val="single" w:sz="4" w:space="0" w:color="000000"/>
+            </w:tcBorders>
+            <w:shd w:val="pct5" w:color="auto" w:fill="auto"/>
+          </w:tcPr>
+          <w:p>
+            <w:pPr>
+              <w:widowControl w:val="0"/>
+              <w:autoSpaceDE w:val="0"/>
+              <w:snapToGrid w:val="0"/>
+              <w:spacing w:after="0" w:line="240" w:lineRule="auto"/>
+            </w:pPr>
+            <w:r>
               <w:t>Is the</w:t>
             </w:r>
             <w:r>
@@ -1154,6 +1325,195 @@
             <w:r>
               <w:br/>
               <w:t>(Typically just the files for the web app with a sub-folder for source files.)</w:t>
+            </w:r>
+          </w:p>
+        </w:tc>
+        <w:tc>
+          <w:tcPr>
+            <w:tcW w:w="720" w:type="dxa"/>
+            <w:tcBorders>
+              <w:top w:val="single" w:sz="4" w:space="0" w:color="000000"/>
+              <w:left w:val="single" w:sz="4" w:space="0" w:color="000000"/>
+              <w:bottom w:val="single" w:sz="4" w:space="0" w:color="000000"/>
+              <w:right w:val="single" w:sz="4" w:space="0" w:color="000000"/>
+            </w:tcBorders>
+            <w:shd w:val="clear" w:color="auto" w:fill="FFFFFF" w:themeFill="background1"/>
+          </w:tcPr>
+          <w:p>
+            <w:pPr>
+              <w:widowControl w:val="0"/>
+              <w:autoSpaceDE w:val="0"/>
+              <w:snapToGrid w:val="0"/>
+              <w:spacing w:after="0" w:line="240" w:lineRule="auto"/>
+            </w:pPr>
+          </w:p>
+        </w:tc>
+        <w:tc>
+          <w:tcPr>
+            <w:tcW w:w="833" w:type="dxa"/>
+            <w:tcBorders>
+              <w:top w:val="single" w:sz="4" w:space="0" w:color="000000"/>
+              <w:left w:val="single" w:sz="4" w:space="0" w:color="000000"/>
+              <w:bottom w:val="single" w:sz="4" w:space="0" w:color="000000"/>
+              <w:right w:val="single" w:sz="4" w:space="0" w:color="000000"/>
+            </w:tcBorders>
+            <w:shd w:val="clear" w:color="auto" w:fill="FFFFFF" w:themeFill="background1"/>
+          </w:tcPr>
+          <w:p>
+            <w:pPr>
+              <w:widowControl w:val="0"/>
+              <w:autoSpaceDE w:val="0"/>
+              <w:snapToGrid w:val="0"/>
+              <w:spacing w:after="0" w:line="240" w:lineRule="auto"/>
+            </w:pPr>
+          </w:p>
+        </w:tc>
+      </w:tr>
+      <w:tr>
+        <w:tc>
+          <w:tcPr>
+            <w:tcW w:w="9540" w:type="dxa"/>
+            <w:gridSpan w:val="3"/>
+            <w:tcBorders>
+              <w:top w:val="single" w:sz="4" w:space="0" w:color="000000"/>
+              <w:left w:val="single" w:sz="4" w:space="0" w:color="000000"/>
+              <w:bottom w:val="single" w:sz="4" w:space="0" w:color="000000"/>
+              <w:right w:val="single" w:sz="4" w:space="0" w:color="000000"/>
+            </w:tcBorders>
+          </w:tcPr>
+          <w:p>
+            <w:pPr>
+              <w:widowControl w:val="0"/>
+              <w:autoSpaceDE w:val="0"/>
+              <w:snapToGrid w:val="0"/>
+              <w:spacing w:after="0" w:line="240" w:lineRule="auto"/>
+            </w:pPr>
+          </w:p>
+        </w:tc>
+      </w:tr>
+      <w:tr>
+        <w:trPr>
+          <w:trHeight w:val="287"/>
+        </w:trPr>
+        <w:tc>
+          <w:tcPr>
+            <w:tcW w:w="7987" w:type="dxa"/>
+            <w:tcBorders>
+              <w:top w:val="single" w:sz="4" w:space="0" w:color="000000"/>
+              <w:left w:val="single" w:sz="4" w:space="0" w:color="000000"/>
+              <w:bottom w:val="single" w:sz="4" w:space="0" w:color="000000"/>
+            </w:tcBorders>
+            <w:shd w:val="pct5" w:color="auto" w:fill="auto"/>
+          </w:tcPr>
+          <w:p>
+            <w:pPr>
+              <w:widowControl w:val="0"/>
+              <w:autoSpaceDE w:val="0"/>
+              <w:snapToGrid w:val="0"/>
+              <w:spacing w:after="0" w:line="240" w:lineRule="auto"/>
+            </w:pPr>
+            <w:r>
+              <w:t xml:space="preserve">Are the files named appropriately? </w:t>
+            </w:r>
+            <w:r>
+              <w:br/>
+              <w:t>(No spaces in folder or file names, descriptive names, _starter</w:t>
+            </w:r>
+            <w:r>
+              <w:t xml:space="preserve"> suffix</w:t>
+            </w:r>
+            <w:r>
+              <w:t xml:space="preserve"> removed)</w:t>
+            </w:r>
+          </w:p>
+        </w:tc>
+        <w:tc>
+          <w:tcPr>
+            <w:tcW w:w="720" w:type="dxa"/>
+            <w:tcBorders>
+              <w:top w:val="single" w:sz="4" w:space="0" w:color="000000"/>
+              <w:left w:val="single" w:sz="4" w:space="0" w:color="000000"/>
+              <w:bottom w:val="single" w:sz="4" w:space="0" w:color="000000"/>
+              <w:right w:val="single" w:sz="4" w:space="0" w:color="000000"/>
+            </w:tcBorders>
+            <w:shd w:val="clear" w:color="auto" w:fill="FFFFFF" w:themeFill="background1"/>
+          </w:tcPr>
+          <w:p>
+            <w:pPr>
+              <w:widowControl w:val="0"/>
+              <w:autoSpaceDE w:val="0"/>
+              <w:snapToGrid w:val="0"/>
+              <w:spacing w:after="0" w:line="240" w:lineRule="auto"/>
+            </w:pPr>
+          </w:p>
+        </w:tc>
+        <w:tc>
+          <w:tcPr>
+            <w:tcW w:w="833" w:type="dxa"/>
+            <w:tcBorders>
+              <w:top w:val="single" w:sz="4" w:space="0" w:color="000000"/>
+              <w:left w:val="single" w:sz="4" w:space="0" w:color="000000"/>
+              <w:bottom w:val="single" w:sz="4" w:space="0" w:color="000000"/>
+              <w:right w:val="single" w:sz="4" w:space="0" w:color="000000"/>
+            </w:tcBorders>
+            <w:shd w:val="clear" w:color="auto" w:fill="FFFFFF" w:themeFill="background1"/>
+          </w:tcPr>
+          <w:p>
+            <w:pPr>
+              <w:widowControl w:val="0"/>
+              <w:autoSpaceDE w:val="0"/>
+              <w:snapToGrid w:val="0"/>
+              <w:spacing w:after="0" w:line="240" w:lineRule="auto"/>
+            </w:pPr>
+          </w:p>
+        </w:tc>
+      </w:tr>
+      <w:tr>
+        <w:trPr>
+          <w:trHeight w:val="287"/>
+        </w:trPr>
+        <w:tc>
+          <w:tcPr>
+            <w:tcW w:w="9540" w:type="dxa"/>
+            <w:gridSpan w:val="3"/>
+            <w:tcBorders>
+              <w:top w:val="single" w:sz="4" w:space="0" w:color="000000"/>
+              <w:left w:val="single" w:sz="4" w:space="0" w:color="000000"/>
+              <w:bottom w:val="single" w:sz="4" w:space="0" w:color="000000"/>
+              <w:right w:val="single" w:sz="4" w:space="0" w:color="000000"/>
+            </w:tcBorders>
+            <w:shd w:val="clear" w:color="auto" w:fill="FFFFFF" w:themeFill="background1"/>
+          </w:tcPr>
+          <w:p>
+            <w:pPr>
+              <w:widowControl w:val="0"/>
+              <w:autoSpaceDE w:val="0"/>
+              <w:snapToGrid w:val="0"/>
+              <w:spacing w:after="0" w:line="240" w:lineRule="auto"/>
+            </w:pPr>
+          </w:p>
+        </w:tc>
+      </w:tr>
+      <w:tr>
+        <w:tc>
+          <w:tcPr>
+            <w:tcW w:w="7987" w:type="dxa"/>
+            <w:tcBorders>
+              <w:top w:val="single" w:sz="4" w:space="0" w:color="000000"/>
+              <w:left w:val="single" w:sz="4" w:space="0" w:color="000000"/>
+              <w:bottom w:val="single" w:sz="4" w:space="0" w:color="000000"/>
+            </w:tcBorders>
+            <w:shd w:val="pct5" w:color="auto" w:fill="auto"/>
+          </w:tcPr>
+          <w:p>
+            <w:pPr>
+              <w:widowControl w:val="0"/>
+              <w:autoSpaceDE w:val="0"/>
+              <w:snapToGrid w:val="0"/>
+              <w:spacing w:after="0" w:line="240" w:lineRule="auto"/>
+            </w:pPr>
+            <w:r>
+              <w:t xml:space="preserve">Are starter files removed? </w:t>
             </w:r>
           </w:p>
         </w:tc>
@@ -1604,10 +1964,7 @@
               <w:spacing w:after="0" w:line="240" w:lineRule="auto"/>
             </w:pPr>
             <w:r>
-              <w:t xml:space="preserve">Is there </w:t>
-            </w:r>
-            <w:r>
-              <w:t xml:space="preserve">a vite.config.js file and is </w:t>
+              <w:t xml:space="preserve">Is there a vite.config.js file and is </w:t>
             </w:r>
             <w:proofErr w:type="spellStart"/>
             <w:r>
@@ -1615,10 +1972,7 @@
             </w:r>
             <w:proofErr w:type="spellEnd"/>
             <w:r>
-              <w:t xml:space="preserve"> bundling files correctly</w:t>
-            </w:r>
-            <w:r>
-              <w:t>?</w:t>
+              <w:t xml:space="preserve"> bundling files correctly?</w:t>
             </w:r>
           </w:p>
         </w:tc>

--- a/Labs/Lab04-Node/CS233JS_Lab04_CodeReviewForm.docx
+++ b/Labs/Lab04-Node/CS233JS_Lab04_CodeReviewForm.docx
@@ -620,13 +620,7 @@
               <w:spacing w:after="0" w:line="240" w:lineRule="auto"/>
             </w:pPr>
             <w:r>
-              <w:t>(Should be the link for cloning</w:t>
-            </w:r>
-            <w:r>
-              <w:t xml:space="preserve"> the repo</w:t>
-            </w:r>
-            <w:r>
-              <w:t>, not the link to the web site.)</w:t>
+              <w:t>(Should be the link for cloning the repo, not the link to the web site.)</w:t>
             </w:r>
           </w:p>
         </w:tc>
@@ -938,10 +932,7 @@
               <w:spacing w:after="0" w:line="240" w:lineRule="auto"/>
             </w:pPr>
             <w:r>
-              <w:t>Have lab partners and the instructor been added as collaborators</w:t>
-            </w:r>
-            <w:r>
-              <w:t>?</w:t>
+              <w:t>Have lab partners and the instructor been added as collaborators?</w:t>
             </w:r>
           </w:p>
         </w:tc>
@@ -1413,17 +1404,27 @@
               <w:spacing w:after="0" w:line="240" w:lineRule="auto"/>
             </w:pPr>
             <w:r>
-              <w:t xml:space="preserve">Are the files named appropriately? </w:t>
+              <w:t xml:space="preserve">Are the files named </w:t>
+            </w:r>
+            <w:r>
+              <w:t>appropriately</w:t>
+            </w:r>
+            <w:r>
+              <w:t xml:space="preserve">? </w:t>
             </w:r>
             <w:r>
               <w:br/>
-              <w:t>(No spaces in folder or file names, descriptive names, _starter</w:t>
-            </w:r>
-            <w:r>
-              <w:t xml:space="preserve"> suffix</w:t>
-            </w:r>
-            <w:r>
-              <w:t xml:space="preserve"> removed)</w:t>
+              <w:t>(No spaces in folder or file names, descriptive names, _starter suffix removed</w:t>
+            </w:r>
+            <w:r>
+              <w:t xml:space="preserve">, </w:t>
+            </w:r>
+            <w:r>
+              <w:br/>
+              <w:t>lower case preferred for folders and files inside the project folder</w:t>
+            </w:r>
+            <w:r>
+              <w:t>)</w:t>
             </w:r>
           </w:p>
         </w:tc>
@@ -1593,6 +1594,7 @@
         <w:spacing w:after="0" w:line="240" w:lineRule="auto"/>
       </w:pPr>
       <w:r>
+        <w:lastRenderedPageBreak/>
         <w:br w:type="page"/>
       </w:r>
     </w:p>

--- a/Labs/Lab04-Node/CS233JS_Lab04_CodeReviewForm.docx
+++ b/Labs/Lab04-Node/CS233JS_Lab04_CodeReviewForm.docx
@@ -1131,7 +1131,10 @@
             </w:r>
             <w:proofErr w:type="spellEnd"/>
             <w:r>
-              <w:t xml:space="preserve"> and </w:t>
+              <w:t>,</w:t>
+            </w:r>
+            <w:r>
+              <w:t xml:space="preserve"> </w:t>
             </w:r>
             <w:proofErr w:type="spellStart"/>
             <w:r>
@@ -1139,7 +1142,25 @@
             </w:r>
             <w:proofErr w:type="spellEnd"/>
             <w:r>
-              <w:t xml:space="preserve"> folders being ignored?</w:t>
+              <w:t xml:space="preserve"> folders</w:t>
+            </w:r>
+            <w:r>
+              <w:t xml:space="preserve"> and non-source files</w:t>
+            </w:r>
+            <w:r>
+              <w:t xml:space="preserve"> being ignored?</w:t>
+            </w:r>
+            <w:r>
+              <w:br/>
+              <w:t>(Non-source files might include .</w:t>
+            </w:r>
+            <w:proofErr w:type="spellStart"/>
+            <w:r>
+              <w:t>DS_Store</w:t>
+            </w:r>
+            <w:proofErr w:type="spellEnd"/>
+            <w:r>
+              <w:t xml:space="preserve"> and other system files.)</w:t>
             </w:r>
           </w:p>
         </w:tc>
@@ -1587,16 +1608,6 @@
         <w:suppressAutoHyphens w:val="0"/>
         <w:spacing w:after="0" w:line="240" w:lineRule="auto"/>
       </w:pPr>
-    </w:p>
-    <w:p>
-      <w:pPr>
-        <w:suppressAutoHyphens w:val="0"/>
-        <w:spacing w:after="0" w:line="240" w:lineRule="auto"/>
-      </w:pPr>
-      <w:r>
-        <w:lastRenderedPageBreak/>
-        <w:br w:type="page"/>
-      </w:r>
     </w:p>
     <w:p>
       <w:pPr>
@@ -1612,7 +1623,6 @@
           <w:b/>
           <w:sz w:val="28"/>
         </w:rPr>
-        <w:lastRenderedPageBreak/>
         <w:t>List Management App (A: Web Bookmarker, B: Expense Tracker, C: Grocery List)</w:t>
       </w:r>
     </w:p>

--- a/Labs/Lab04-Node/CS233JS_Lab04_CodeReviewForm.docx
+++ b/Labs/Lab04-Node/CS233JS_Lab04_CodeReviewForm.docx
@@ -609,18 +609,7 @@
               <w:spacing w:after="0" w:line="240" w:lineRule="auto"/>
             </w:pPr>
             <w:r>
-              <w:t>Is the link URL correct?</w:t>
-            </w:r>
-          </w:p>
-          <w:p>
-            <w:pPr>
-              <w:widowControl w:val="0"/>
-              <w:autoSpaceDE w:val="0"/>
-              <w:snapToGrid w:val="0"/>
-              <w:spacing w:after="0" w:line="240" w:lineRule="auto"/>
-            </w:pPr>
-            <w:r>
-              <w:t>(Should be the link for cloning the repo, not the link to the web site.)</w:t>
+              <w:t>Is the URL correct?</w:t>
             </w:r>
           </w:p>
         </w:tc>
@@ -1623,6 +1612,7 @@
           <w:b/>
           <w:sz w:val="28"/>
         </w:rPr>
+        <w:lastRenderedPageBreak/>
         <w:t>List Management App (A: Web Bookmarker, B: Expense Tracker, C: Grocery List)</w:t>
       </w:r>
     </w:p>
